--- a/atelier/atelier_083.docx
+++ b/atelier/atelier_083.docx
@@ -441,7 +441,7 @@
           </w:tcPr>
           <w:p>
             <w:r>
-              <w:t xml:space="preserve">Repo nettoyé (#81), règle d’âge posée (#82)</w:t>
+              <w:t xml:space="preserve">Repo nettoyé, règle d’âge posée</w:t>
             </w:r>
           </w:p>
         </w:tc>
@@ -460,7 +460,7 @@
         <w:spacing w:after="120"/>
       </w:pPr>
       <w:r>
-        <w:t xml:space="preserve">Le repo est propre (#81) et la règle d’âge attrape les branches qui vieillissent (#82). Mais il reste un frein au repérage : les noms de branches. Quand une branche s’appelle « test », « fix2 » ou « jean-dev », rien dans son nom ne dit ce qu’elle est, à qui elle appartient, ni à quoi elle se rattache. Pour décider si on peut la nettoyer, il faut enquêter — ouvrir, lire les commits, demander autour de soi. Multiplié par des dizaines de branches, ce flou coûte cher et décourage l’entretien. Le sujet de cet atelier est de poser une convention de nommage : des règles simples pour qu’un nom de branche dise immédiatement sa nature (feature, correctif, hotfix), son rattachement (le ticket) et, indirectement, son cycle de vie attendu. Un nom bien fait remplace une enquête par un coup d’œil. La convention ne complique pas le travail — elle le rend lisible.</w:t>
+        <w:t xml:space="preserve">Le repo est propre et la règle d’âge attrape les branches qui vieillissent. Mais il reste un frein au repérage : les noms de branches. Quand une branche s’appelle « test », « fix2 » ou « jean-dev », rien dans son nom ne dit ce qu’elle est, à qui elle appartient, ni à quoi elle se rattache. Pour décider si on peut la nettoyer, il faut enquêter — ouvrir, lire les commits, demander autour de soi. Multiplié par des dizaines de branches, ce flou coûte cher et décourage l’entretien. Le sujet de cet atelier est de poser une convention de nommage : des règles simples pour qu’un nom de branche dise immédiatement sa nature (feature, correctif, hotfix), son rattachement (le ticket) et, indirectement, son cycle de vie attendu. Un nom bien fait remplace une enquête par un coup d’œil. La convention ne complique pas le travail — elle le rend lisible.</w:t>
       </w:r>
     </w:p>
     <w:p>
@@ -494,20 +494,20 @@
         <w:spacing w:after="80"/>
       </w:pPr>
       <w:r>
-        <w:t xml:space="preserve">Le nommage est le complément du seuil d’âge (#82) : l’âge dit QUAND une branche devient suspecte ; le nom dit CE QU’ELLE EST. Ensemble, on repère vite : une feature/* ancienne est probablement à reprendre ou à clore ; une hotfix/* ancienne ne devrait même pas exister (un hotfix vit quelques heures). Le nom donne le contexte que l’âge seul n’a pas.</w:t>
-      </w:r>
-    </w:p>
-    <w:p>
-      <w:pPr>
-        <w:pStyle w:val="ListParagraph"/>
-        <w:numPr>
-          <w:ilvl w:val="0"/>
-          <w:numId w:val="2"/>
-        </w:numPr>
-        <w:spacing w:after="80"/>
-      </w:pPr>
-      <w:r>
-        <w:t xml:space="preserve">Une convention rend le nettoyage filtrable, donc automatisable : des noms structurés (préfixe de type, ticket) permettent de filtrer, trier, et bientôt automatiser (cf. #84). On ne peut pas écrire une règle automatique sur « les branches au nom bizarre » ; on peut en écrire une sur « les feature/* sans commit depuis 30 jours ». Le nommage est ce qui rend la suite mécanisable.</w:t>
+        <w:t xml:space="preserve">Le nommage est le complément du seuil d’âge : l’âge dit QUAND une branche devient suspecte ; le nom dit CE QU’ELLE EST. Ensemble, on repère vite : une feature/* ancienne est probablement à reprendre ou à clore ; une hotfix/* ancienne ne devrait même pas exister (un hotfix vit quelques heures). Le nom donne le contexte que l’âge seul n’a pas.</w:t>
+      </w:r>
+    </w:p>
+    <w:p>
+      <w:pPr>
+        <w:pStyle w:val="ListParagraph"/>
+        <w:numPr>
+          <w:ilvl w:val="0"/>
+          <w:numId w:val="2"/>
+        </w:numPr>
+        <w:spacing w:after="80"/>
+      </w:pPr>
+      <w:r>
+        <w:t xml:space="preserve">Une convention rend le nettoyage filtrable, donc automatisable : des noms structurés (préfixe de type, ticket) permettent de filtrer, trier, et bientôt automatiser (cf.). On ne peut pas écrire une règle automatique sur « les branches au nom bizarre » ; on peut en écrire une sur « les feature/* sans commit depuis 30 jours ». Le nommage est ce qui rend la suite mécanisable.</w:t>
       </w:r>
     </w:p>
     <w:p>
@@ -579,7 +579,7 @@
                 <w:sz w:val="18"/>
                 <w:szCs w:val="18"/>
               </w:rPr>
-              <w:t xml:space="preserve">STRUCTURE TYPE :  &lt;type&gt;/&lt;ticket&gt;-&lt;description-courte&gt;</w:t>
+              <w:t xml:space="preserve">STRUCTURE TYPE : &lt;type&gt;/&lt;ticket&gt;-&lt;description-courte&gt;</w:t>
             </w:r>
           </w:p>
           <w:p>
@@ -599,57 +599,57 @@
                 <w:sz w:val="18"/>
                 <w:szCs w:val="18"/>
               </w:rPr>
-              <w:t xml:space="preserve">  &lt;type&gt; — la nature, qui dit le cycle de vie attendu :</w:t>
-            </w:r>
-          </w:p>
-          <w:p>
-            <w:r>
-              <w:rPr>
-                <w:rFonts w:ascii="Consolas" w:cs="Consolas" w:eastAsia="Consolas" w:hAnsi="Consolas"/>
-                <w:sz w:val="18"/>
-                <w:szCs w:val="18"/>
-              </w:rPr>
-              <w:t xml:space="preserve">    feature/   nouvelle fonctionnalité (vie : le temps du dev)</w:t>
-            </w:r>
-          </w:p>
-          <w:p>
-            <w:r>
-              <w:rPr>
-                <w:rFonts w:ascii="Consolas" w:cs="Consolas" w:eastAsia="Consolas" w:hAnsi="Consolas"/>
-                <w:sz w:val="18"/>
-                <w:szCs w:val="18"/>
-              </w:rPr>
-              <w:t xml:space="preserve">    fix/       correction de bug (vie : courte)</w:t>
-            </w:r>
-          </w:p>
-          <w:p>
-            <w:r>
-              <w:rPr>
-                <w:rFonts w:ascii="Consolas" w:cs="Consolas" w:eastAsia="Consolas" w:hAnsi="Consolas"/>
-                <w:sz w:val="18"/>
-                <w:szCs w:val="18"/>
-              </w:rPr>
-              <w:t xml:space="preserve">    hotfix/    correctif urgent prod (vie : quelques heures)</w:t>
-            </w:r>
-          </w:p>
-          <w:p>
-            <w:r>
-              <w:rPr>
-                <w:rFonts w:ascii="Consolas" w:cs="Consolas" w:eastAsia="Consolas" w:hAnsi="Consolas"/>
-                <w:sz w:val="18"/>
-                <w:szCs w:val="18"/>
-              </w:rPr>
-              <w:t xml:space="preserve">    chore/     maintenance, outillage (vie : courte)</w:t>
-            </w:r>
-          </w:p>
-          <w:p>
-            <w:r>
-              <w:rPr>
-                <w:rFonts w:ascii="Consolas" w:cs="Consolas" w:eastAsia="Consolas" w:hAnsi="Consolas"/>
-                <w:sz w:val="18"/>
-                <w:szCs w:val="18"/>
-              </w:rPr>
-              <w:t xml:space="preserve">    release/   préparation de version (si modèle à versions)</w:t>
+              <w:t xml:space="preserve"> &lt;type&gt; — la nature, qui dit le cycle de vie attendu :</w:t>
+            </w:r>
+          </w:p>
+          <w:p>
+            <w:r>
+              <w:rPr>
+                <w:rFonts w:ascii="Consolas" w:cs="Consolas" w:eastAsia="Consolas" w:hAnsi="Consolas"/>
+                <w:sz w:val="18"/>
+                <w:szCs w:val="18"/>
+              </w:rPr>
+              <w:t xml:space="preserve"> feature/ nouvelle fonctionnalité (vie : le temps du dev)</w:t>
+            </w:r>
+          </w:p>
+          <w:p>
+            <w:r>
+              <w:rPr>
+                <w:rFonts w:ascii="Consolas" w:cs="Consolas" w:eastAsia="Consolas" w:hAnsi="Consolas"/>
+                <w:sz w:val="18"/>
+                <w:szCs w:val="18"/>
+              </w:rPr>
+              <w:t xml:space="preserve"> fix/ correction de bug (vie : courte)</w:t>
+            </w:r>
+          </w:p>
+          <w:p>
+            <w:r>
+              <w:rPr>
+                <w:rFonts w:ascii="Consolas" w:cs="Consolas" w:eastAsia="Consolas" w:hAnsi="Consolas"/>
+                <w:sz w:val="18"/>
+                <w:szCs w:val="18"/>
+              </w:rPr>
+              <w:t xml:space="preserve"> hotfix/ correctif urgent prod (vie : quelques heures)</w:t>
+            </w:r>
+          </w:p>
+          <w:p>
+            <w:r>
+              <w:rPr>
+                <w:rFonts w:ascii="Consolas" w:cs="Consolas" w:eastAsia="Consolas" w:hAnsi="Consolas"/>
+                <w:sz w:val="18"/>
+                <w:szCs w:val="18"/>
+              </w:rPr>
+              <w:t xml:space="preserve"> chore/ maintenance, outillage (vie : courte)</w:t>
+            </w:r>
+          </w:p>
+          <w:p>
+            <w:r>
+              <w:rPr>
+                <w:rFonts w:ascii="Consolas" w:cs="Consolas" w:eastAsia="Consolas" w:hAnsi="Consolas"/>
+                <w:sz w:val="18"/>
+                <w:szCs w:val="18"/>
+              </w:rPr>
+              <w:t xml:space="preserve"> release/ préparation de version (si modèle à versions)</w:t>
             </w:r>
           </w:p>
           <w:p>
@@ -669,17 +669,17 @@
                 <w:sz w:val="18"/>
                 <w:szCs w:val="18"/>
               </w:rPr>
-              <w:t xml:space="preserve">  &lt;ticket&gt; — le rattachement (relie au travail tracé) :</w:t>
-            </w:r>
-          </w:p>
-          <w:p>
-            <w:r>
-              <w:rPr>
-                <w:rFonts w:ascii="Consolas" w:cs="Consolas" w:eastAsia="Consolas" w:hAnsi="Consolas"/>
-                <w:sz w:val="18"/>
-                <w:szCs w:val="18"/>
-              </w:rPr>
-              <w:t xml:space="preserve">    PAY-1234   identifiant du ticket / de l'issue</w:t>
+              <w:t xml:space="preserve"> &lt;ticket&gt; — le rattachement (relie au travail tracé) :</w:t>
+            </w:r>
+          </w:p>
+          <w:p>
+            <w:r>
+              <w:rPr>
+                <w:rFonts w:ascii="Consolas" w:cs="Consolas" w:eastAsia="Consolas" w:hAnsi="Consolas"/>
+                <w:sz w:val="18"/>
+                <w:szCs w:val="18"/>
+              </w:rPr>
+              <w:t xml:space="preserve"> PAY-1234 identifiant du ticket / de l'issue</w:t>
             </w:r>
           </w:p>
           <w:p>
@@ -699,17 +699,17 @@
                 <w:sz w:val="18"/>
                 <w:szCs w:val="18"/>
               </w:rPr>
-              <w:t xml:space="preserve">  &lt;description-courte&gt; — lisible par un humain :</w:t>
-            </w:r>
-          </w:p>
-          <w:p>
-            <w:r>
-              <w:rPr>
-                <w:rFonts w:ascii="Consolas" w:cs="Consolas" w:eastAsia="Consolas" w:hAnsi="Consolas"/>
-                <w:sz w:val="18"/>
-                <w:szCs w:val="18"/>
-              </w:rPr>
-              <w:t xml:space="preserve">    export-csv-ecritures   (kebab-case, 2-4 mots)</w:t>
+              <w:t xml:space="preserve"> &lt;description-courte&gt; — lisible par un humain :</w:t>
+            </w:r>
+          </w:p>
+          <w:p>
+            <w:r>
+              <w:rPr>
+                <w:rFonts w:ascii="Consolas" w:cs="Consolas" w:eastAsia="Consolas" w:hAnsi="Consolas"/>
+                <w:sz w:val="18"/>
+                <w:szCs w:val="18"/>
+              </w:rPr>
+              <w:t xml:space="preserve"> export-csv-ecritures (kebab-case, 2-4 mots)</w:t>
             </w:r>
           </w:p>
           <w:p>
@@ -729,37 +729,37 @@
                 <w:sz w:val="18"/>
                 <w:szCs w:val="18"/>
               </w:rPr>
-              <w:t xml:space="preserve">  EXEMPLES :</w:t>
-            </w:r>
-          </w:p>
-          <w:p>
-            <w:r>
-              <w:rPr>
-                <w:rFonts w:ascii="Consolas" w:cs="Consolas" w:eastAsia="Consolas" w:hAnsi="Consolas"/>
-                <w:sz w:val="18"/>
-                <w:szCs w:val="18"/>
-              </w:rPr>
-              <w:t xml:space="preserve">    feature/PAY-1234-export-csv-ecritures</w:t>
-            </w:r>
-          </w:p>
-          <w:p>
-            <w:r>
-              <w:rPr>
-                <w:rFonts w:ascii="Consolas" w:cs="Consolas" w:eastAsia="Consolas" w:hAnsi="Consolas"/>
-                <w:sz w:val="18"/>
-                <w:szCs w:val="18"/>
-              </w:rPr>
-              <w:t xml:space="preserve">    fix/PAY-1290-calcul-interets</w:t>
-            </w:r>
-          </w:p>
-          <w:p>
-            <w:r>
-              <w:rPr>
-                <w:rFonts w:ascii="Consolas" w:cs="Consolas" w:eastAsia="Consolas" w:hAnsi="Consolas"/>
-                <w:sz w:val="18"/>
-                <w:szCs w:val="18"/>
-              </w:rPr>
-              <w:t xml:space="preserve">    hotfix/INC-77-login-casse</w:t>
+              <w:t xml:space="preserve"> EXEMPLES :</w:t>
+            </w:r>
+          </w:p>
+          <w:p>
+            <w:r>
+              <w:rPr>
+                <w:rFonts w:ascii="Consolas" w:cs="Consolas" w:eastAsia="Consolas" w:hAnsi="Consolas"/>
+                <w:sz w:val="18"/>
+                <w:szCs w:val="18"/>
+              </w:rPr>
+              <w:t xml:space="preserve"> feature/PAY-1234-export-csv-ecritures</w:t>
+            </w:r>
+          </w:p>
+          <w:p>
+            <w:r>
+              <w:rPr>
+                <w:rFonts w:ascii="Consolas" w:cs="Consolas" w:eastAsia="Consolas" w:hAnsi="Consolas"/>
+                <w:sz w:val="18"/>
+                <w:szCs w:val="18"/>
+              </w:rPr>
+              <w:t xml:space="preserve"> fix/PAY-1290-calcul-interets</w:t>
+            </w:r>
+          </w:p>
+          <w:p>
+            <w:r>
+              <w:rPr>
+                <w:rFonts w:ascii="Consolas" w:cs="Consolas" w:eastAsia="Consolas" w:hAnsi="Consolas"/>
+                <w:sz w:val="18"/>
+                <w:szCs w:val="18"/>
+              </w:rPr>
+              <w:t xml:space="preserve"> hotfix/INC-77-login-casse</w:t>
             </w:r>
           </w:p>
           <w:p>
@@ -779,17 +779,17 @@
                 <w:sz w:val="18"/>
                 <w:szCs w:val="18"/>
               </w:rPr>
-              <w:t xml:space="preserve">  À BANNIR : test, fix2, ma-branche, jean, wip, tmp</w:t>
-            </w:r>
-          </w:p>
-          <w:p>
-            <w:r>
-              <w:rPr>
-                <w:rFonts w:ascii="Consolas" w:cs="Consolas" w:eastAsia="Consolas" w:hAnsi="Consolas"/>
-                <w:sz w:val="18"/>
-                <w:szCs w:val="18"/>
-              </w:rPr>
-              <w:t xml:space="preserve">    (ne disent ni nature, ni rattachement, ni objet)</w:t>
+              <w:t xml:space="preserve"> À BANNIR : test, fix2, ma-branche, jean, wip, tmp</w:t>
+            </w:r>
+          </w:p>
+          <w:p>
+            <w:r>
+              <w:rPr>
+                <w:rFonts w:ascii="Consolas" w:cs="Consolas" w:eastAsia="Consolas" w:hAnsi="Consolas"/>
+                <w:sz w:val="18"/>
+                <w:szCs w:val="18"/>
+              </w:rPr>
+              <w:t xml:space="preserve"> (ne disent ni nature, ni rattachement, ni objet)</w:t>
             </w:r>
           </w:p>
         </w:tc>
@@ -826,7 +826,7 @@
         <w:spacing w:after="80"/>
       </w:pPr>
       <w:r>
-        <w:t xml:space="preserve">Lier le type au cycle de vie attendu : la vraie puissance du préfixe de type, c’est qu’il porte une attente de durée. Un hotfix/ vieux est une anomalie criante ; une feature/ ancienne, un signal à creuser. Définir, pour chaque type, la durée de vie normale donne au #82 et au #84 un critère plus fin que l’âge seul.</w:t>
+        <w:t xml:space="preserve">Lier le type au cycle de vie attendu : la vraie puissance du préfixe de type, c’est qu’il porte une attente de durée. Un hotfix/ vieux est une anomalie criante ; une feature/ ancienne, un signal à creuser. Définir, pour chaque type, la durée de vie normale donne au les branches qui vieillissent : la règle des 30 jours et au la sentinelle des branches : surveillance automatique un critère plus fin que l’âge seul.</w:t>
       </w:r>
     </w:p>
     <w:p>
@@ -924,7 +924,7 @@
         <w:spacing w:after="120"/>
       </w:pPr>
       <w:r>
-        <w:t xml:space="preserve">À la sortie, la squad a une convention de nommage de branches simple et adoptée : une structure type/ticket/description qui fait qu’un nom dit immédiatement la nature de la branche, son rattachement au travail, et sa durée de vie attendue. La convention est documentée là où on crée les branches. Repérer une branche à nettoyer ne demande plus d’enquête : le nom suffit. Et parce que les noms sont désormais structurés, le nettoyage devient filtrable et automatisable — ce que le #84 exploitera. Le repo n’est plus seulement propre (#81), il est lisible et le restera.</w:t>
+        <w:t xml:space="preserve">À la sortie, la squad a une convention de nommage de branches simple et adoptée : une structure type/ticket/description qui fait qu’un nom dit immédiatement la nature de la branche, son rattachement au travail, et sa durée de vie attendue. La convention est documentée là où on crée les branches. Repérer une branche à nettoyer ne demande plus d’enquête : le nom suffit. Et parce que les noms sont désormais structurés, le nettoyage devient filtrable et automatisable — ce que le la sentinelle des branches : surveillance automatique exploitera. Le repo n’est plus seulement propre, il est lisible et le restera.</w:t>
       </w:r>
     </w:p>
     <w:p>
@@ -1084,7 +1084,7 @@
         <w:t xml:space="preserve">(10 min) Associer type et durée de vie</w:t>
       </w:r>
       <w:r>
-        <w:t xml:space="preserve"> — pour chaque type, fixer la durée de vie normale attendue — le critère affiné qui nourrira le #82 et le #84.</w:t>
+        <w:t xml:space="preserve"> — pour chaque type, fixer la durée de vie normale attendue — le critère affiné qui nourrira le les branches qui vieillissent : la règle des 30 jours et le la sentinelle des branches : surveillance automatique.</w:t>
       </w:r>
     </w:p>
     <w:p>
@@ -1124,7 +1124,7 @@
         <w:t xml:space="preserve">(5 min) Débrief</w:t>
       </w:r>
       <w:r>
-        <w:t xml:space="preserve"> — on constate : un nom suffit désormais à décider. On note que la convention rend le nettoyage filtrable pour le #84.</w:t>
+        <w:t xml:space="preserve"> — on constate : un nom suffit désormais à décider. On note que la convention rend le nettoyage filtrable pour le la sentinelle des branches : surveillance automatique.</w:t>
       </w:r>
     </w:p>
     <w:p>
@@ -1200,7 +1200,7 @@
         <w:spacing w:after="120"/>
       </w:pPr>
       <w:r>
-        <w:t xml:space="preserve">Le nommage est la dernière brique avant l’automatisation. Robinet fermé (#80), baignoire vidée (#81), règle d’âge posée (#82), noms structurés (#83) : tout est désormais en place pour que le #84 automatise la surveillance — un job hebdomadaire qui, grâce aux noms filtrables et au seuil d’âge, liste les branches stale et notifie leurs auteurs. La convention de ce jour est ce qui rend cette automatisation possible et fine : on n’automatise pas sur du flou, on automatise sur des noms qui parlent.</w:t>
+        <w:t xml:space="preserve">Le nommage est la dernière brique avant l’automatisation. Robinet fermé, baignoire vidée, règle d’âge posée, noms structurés : tout est désormais en place pour que le la sentinelle des branches : surveillance automatique automatise la surveillance — un job hebdomadaire qui, grâce aux noms filtrables et au seuil d’âge, liste les branches stale et notifie leurs auteurs. La convention de ce jour est ce qui rend cette automatisation possible et fine : on n’automatise pas sur du flou, on automatise sur des noms qui parlent.</w:t>
       </w:r>
     </w:p>
     <w:p>
@@ -1216,7 +1216,7 @@
         <w:spacing w:after="120"/>
       </w:pPr>
       <w:r>
-        <w:t xml:space="preserve">La squad dispose d’une convention de nommage simple, adoptée et documentée là où l’on crée les branches : un nom dit désormais la nature, le rattachement au travail et la durée de vie attendue d’une branche. Décider si une branche peut être nettoyée ne demande plus d’enquête — le nom suffit. Le rattachement systématique au ticket relie chaque branche au travail qu’elle réalise, et les noms structurés rendent le nettoyage filtrable, donc automatisable au #84. La question H01 poursuit sa systématisation : le repo n’est pas seulement propre, il est lisible — et cette lisibilité est la condition de la surveillance automatique qui vient.</w:t>
+        <w:t xml:space="preserve">La squad dispose d’une convention de nommage simple, adoptée et documentée là où l’on crée les branches : un nom dit désormais la nature, le rattachement au travail et la durée de vie attendue d’une branche. Décider si une branche peut être nettoyée ne demande plus d’enquête — le nom suffit. Le rattachement systématique au ticket relie chaque branche au travail qu’elle réalise, et les noms structurés rendent le nettoyage filtrable, donc automatisable au la sentinelle des branches : surveillance automatique. La question H01 poursuit sa systématisation : le repo n’est pas seulement propre, il est lisible — et cette lisibilité est la condition de la surveillance automatique qui vient.</w:t>
       </w:r>
     </w:p>
     <w:sectPr>
